--- a/01_交付物/菲律宾450M方案_数据来源对照表.docx
+++ b/01_交付物/菲律宾450M方案_数据来源对照表.docx
@@ -31,20 +31,11 @@
       <w:r>
         <w:rPr>
           <w:rFonts w:ascii="Arial" w:hAnsi="Arial" w:eastAsia="微软雅黑"/>
-          <w:b w:val="0"/>
+          <w:b/>
           <w:color w:val="556075"/>
           <w:sz w:val="19"/>
         </w:rPr>
-        <w:t>核查日期：2026-10-10 ｜ 核查对象：</w:t>
-      </w:r>
-      <w:r>
-        <w:rPr>
-          <w:rFonts w:ascii="Consolas" w:hAnsi="Consolas" w:eastAsia="Consolas"/>
-          <w:b w:val="0"/>
-          <w:color w:val="334466"/>
-          <w:sz w:val="18"/>
-        </w:rPr>
-        <w:t>deliverables\菲律宾450M方案_v5.pptx</w:t>
+        <w:t>第二轮复核：2026-10-10，对象 `01_交付物/菲律宾450M方案_v7.pptx`（22 页）</w:t>
       </w:r>
       <w:r>
         <w:rPr>
@@ -53,7 +44,7 @@
           <w:color w:val="556075"/>
           <w:sz w:val="19"/>
         </w:rPr>
-        <w:t>（14 页）</w:t>
+        <w:t>——结果见第〇节，已全部改进 v7。</w:t>
       </w:r>
     </w:p>
     <w:p>
@@ -67,16 +58,16 @@
           <w:color w:val="556075"/>
           <w:sz w:val="19"/>
         </w:rPr>
-        <w:t>核查范围：</w:t>
+        <w:t>第一轮核查（第一～四节）对象是 v5（14 页），</w:t>
       </w:r>
       <w:r>
         <w:rPr>
-          <w:rFonts w:ascii="Consolas" w:hAnsi="Consolas" w:eastAsia="Consolas"/>
-          <w:b w:val="0"/>
-          <w:color w:val="334466"/>
-          <w:sz w:val="18"/>
+          <w:rFonts w:ascii="Arial" w:hAnsi="Arial" w:eastAsia="微软雅黑"/>
+          <w:b/>
+          <w:color w:val="556075"/>
+          <w:sz w:val="19"/>
         </w:rPr>
-        <w:t>02_knowledge\</w:t>
+        <w:t>页码按 v5 编号</w:t>
       </w:r>
       <w:r>
         <w:rPr>
@@ -85,75 +76,7 @@
           <w:color w:val="556075"/>
           <w:sz w:val="19"/>
         </w:rPr>
-        <w:t>、</w:t>
-      </w:r>
-      <w:r>
-        <w:rPr>
-          <w:rFonts w:ascii="Consolas" w:hAnsi="Consolas" w:eastAsia="Consolas"/>
-          <w:b w:val="0"/>
-          <w:color w:val="334466"/>
-          <w:sz w:val="18"/>
-        </w:rPr>
-        <w:t>03_sources\</w:t>
-      </w:r>
-      <w:r>
-        <w:rPr>
-          <w:rFonts w:ascii="Arial" w:hAnsi="Arial" w:eastAsia="微软雅黑"/>
-          <w:b w:val="0"/>
-          <w:color w:val="556075"/>
-          <w:sz w:val="19"/>
-        </w:rPr>
-        <w:t>、</w:t>
-      </w:r>
-      <w:r>
-        <w:rPr>
-          <w:rFonts w:ascii="Consolas" w:hAnsi="Consolas" w:eastAsia="Consolas"/>
-          <w:b w:val="0"/>
-          <w:color w:val="334466"/>
-          <w:sz w:val="18"/>
-        </w:rPr>
-        <w:t>working\_src\菲律宾450M终端材料\</w:t>
-      </w:r>
-      <w:r>
-        <w:rPr>
-          <w:rFonts w:ascii="Arial" w:hAnsi="Arial" w:eastAsia="微软雅黑"/>
-          <w:b w:val="0"/>
-          <w:color w:val="556075"/>
-          <w:sz w:val="19"/>
-        </w:rPr>
-        <w:t>（用户授权的解包资料）、初版稿</w:t>
-      </w:r>
-    </w:p>
-    <w:p>
-      <w:pPr>
-        <w:ind w:left="340"/>
-      </w:pPr>
-      <w:r>
-        <w:rPr>
-          <w:rFonts w:ascii="Arial" w:hAnsi="Arial" w:eastAsia="微软雅黑"/>
-          <w:b w:val="0"/>
-          <w:color w:val="556075"/>
-          <w:sz w:val="19"/>
-        </w:rPr>
-        <w:t>结论：</w:t>
-      </w:r>
-      <w:r>
-        <w:rPr>
-          <w:rFonts w:ascii="Arial" w:hAnsi="Arial" w:eastAsia="微软雅黑"/>
-          <w:b/>
-          <w:color w:val="556075"/>
-          <w:sz w:val="19"/>
-        </w:rPr>
-        <w:t>3 处硬错误 / 1 处来源冲突 / 2 处查无出处 / 2 处为推断</w:t>
-      </w:r>
-      <w:r>
-        <w:rPr>
-          <w:rFonts w:ascii="Arial" w:hAnsi="Arial" w:eastAsia="微软雅黑"/>
-          <w:b w:val="0"/>
-          <w:color w:val="556075"/>
-          <w:sz w:val="19"/>
-        </w:rPr>
-        <w:t>，其余均可追溯。</w:t>
+        <w:t>，保留作历史记录。</w:t>
       </w:r>
     </w:p>
     <w:p/>
@@ -168,7 +91,1989 @@
           <w:color w:val="0B308E"/>
           <w:sz w:val="27"/>
         </w:rPr>
-        <w:t>一、必须先处理的问题</w:t>
+        <w:t>〇、v7 第二轮复核（2026-10-10）</w:t>
+      </w:r>
+    </w:p>
+    <w:p>
+      <w:pPr>
+        <w:spacing w:before="240"/>
+      </w:pPr>
+      <w:r>
+        <w:rPr>
+          <w:rFonts w:ascii="Arial" w:hAnsi="Arial" w:eastAsia="微软雅黑"/>
+          <w:b/>
+          <w:color w:val="0B308E"/>
+          <w:sz w:val="27"/>
+        </w:rPr>
+        <w:t>Second-pass audit of v7</w:t>
+      </w:r>
+    </w:p>
+    <w:p>
+      <w:r>
+        <w:rPr>
+          <w:rFonts w:ascii="Arial" w:hAnsi="Arial" w:eastAsia="微软雅黑"/>
+          <w:b w:val="0"/>
+          <w:color w:val="16213E"/>
+          <w:sz w:val="21"/>
+        </w:rPr>
+        <w:t xml:space="preserve">方法：对 </w:t>
+      </w:r>
+      <w:r>
+        <w:rPr>
+          <w:rFonts w:ascii="Consolas" w:hAnsi="Consolas" w:eastAsia="Consolas"/>
+          <w:b w:val="0"/>
+          <w:color w:val="334466"/>
+          <w:sz w:val="20"/>
+        </w:rPr>
+        <w:t>07_数据来源/</w:t>
+      </w:r>
+      <w:r>
+        <w:rPr>
+          <w:rFonts w:ascii="Arial" w:hAnsi="Arial" w:eastAsia="微软雅黑"/>
+          <w:b w:val="0"/>
+          <w:color w:val="16213E"/>
+          <w:sz w:val="21"/>
+        </w:rPr>
+        <w:t xml:space="preserve"> 六份 PDF 做全文抽取逐句比对；PDF 之外的数字做网络检索。</w:t>
+      </w:r>
+      <w:r>
+        <w:rPr>
+          <w:rFonts w:ascii="Arial" w:hAnsi="Arial" w:eastAsia="微软雅黑"/>
+          <w:b/>
+          <w:color w:val="16213E"/>
+          <w:sz w:val="21"/>
+        </w:rPr>
+        <w:t>8 处问题，已全部改进构建脚本与讲稿并重建 v7。</w:t>
+      </w:r>
+    </w:p>
+    <w:tbl>
+      <w:tblPr>
+        <w:tblStyle w:val="TableGrid"/>
+        <w:tblW w:type="auto" w:w="0"/>
+        <w:tblLook w:firstColumn="1" w:firstRow="1" w:lastColumn="0" w:lastRow="0" w:noHBand="0" w:noVBand="1" w:val="04A0"/>
+      </w:tblPr>
+      <w:tblGrid>
+        <w:gridCol w:w="2338"/>
+        <w:gridCol w:w="2338"/>
+        <w:gridCol w:w="2338"/>
+        <w:gridCol w:w="2338"/>
+        <w:gridCol w:w="2338"/>
+        <w:gridCol w:w="2338"/>
+      </w:tblGrid>
+      <w:tr>
+        <w:tc>
+          <w:tcPr>
+            <w:tcW w:type="dxa" w:w="2338"/>
+          </w:tcPr>
+          <w:p>
+            <w:pPr>
+              <w:spacing w:before="20" w:after="20"/>
+            </w:pPr>
+            <w:r>
+              <w:rPr>
+                <w:rFonts w:ascii="Arial" w:hAnsi="Arial" w:eastAsia="微软雅黑"/>
+                <w:b/>
+                <w:color w:val="0B308E"/>
+                <w:sz w:val="17"/>
+              </w:rPr>
+              <w:t>#</w:t>
+            </w:r>
+          </w:p>
+        </w:tc>
+        <w:tc>
+          <w:tcPr>
+            <w:tcW w:type="dxa" w:w="2338"/>
+          </w:tcPr>
+          <w:p>
+            <w:pPr>
+              <w:spacing w:before="20" w:after="20"/>
+            </w:pPr>
+            <w:r>
+              <w:rPr>
+                <w:rFonts w:ascii="Arial" w:hAnsi="Arial" w:eastAsia="微软雅黑"/>
+                <w:b/>
+                <w:color w:val="0B308E"/>
+                <w:sz w:val="17"/>
+              </w:rPr>
+              <w:t>页</w:t>
+            </w:r>
+          </w:p>
+        </w:tc>
+        <w:tc>
+          <w:tcPr>
+            <w:tcW w:type="dxa" w:w="2338"/>
+          </w:tcPr>
+          <w:p>
+            <w:pPr>
+              <w:spacing w:before="20" w:after="20"/>
+            </w:pPr>
+            <w:r>
+              <w:rPr>
+                <w:rFonts w:ascii="Arial" w:hAnsi="Arial" w:eastAsia="微软雅黑"/>
+                <w:b/>
+                <w:color w:val="0B308E"/>
+                <w:sz w:val="17"/>
+              </w:rPr>
+              <w:t>v7 原句</w:t>
+            </w:r>
+          </w:p>
+        </w:tc>
+        <w:tc>
+          <w:tcPr>
+            <w:tcW w:type="dxa" w:w="2338"/>
+          </w:tcPr>
+          <w:p>
+            <w:pPr>
+              <w:spacing w:before="20" w:after="20"/>
+            </w:pPr>
+            <w:r>
+              <w:rPr>
+                <w:rFonts w:ascii="Arial" w:hAnsi="Arial" w:eastAsia="微软雅黑"/>
+                <w:b/>
+                <w:color w:val="0B308E"/>
+                <w:sz w:val="17"/>
+              </w:rPr>
+              <w:t>问题</w:t>
+            </w:r>
+          </w:p>
+        </w:tc>
+        <w:tc>
+          <w:tcPr>
+            <w:tcW w:type="dxa" w:w="2338"/>
+          </w:tcPr>
+          <w:p>
+            <w:pPr>
+              <w:spacing w:before="20" w:after="20"/>
+            </w:pPr>
+            <w:r>
+              <w:rPr>
+                <w:rFonts w:ascii="Arial" w:hAnsi="Arial" w:eastAsia="微软雅黑"/>
+                <w:b/>
+                <w:color w:val="0B308E"/>
+                <w:sz w:val="17"/>
+              </w:rPr>
+              <w:t>改为</w:t>
+            </w:r>
+          </w:p>
+        </w:tc>
+        <w:tc>
+          <w:tcPr>
+            <w:tcW w:type="dxa" w:w="2338"/>
+          </w:tcPr>
+          <w:p>
+            <w:pPr>
+              <w:spacing w:before="20" w:after="20"/>
+            </w:pPr>
+            <w:r>
+              <w:rPr>
+                <w:rFonts w:ascii="Arial" w:hAnsi="Arial" w:eastAsia="微软雅黑"/>
+                <w:b/>
+                <w:color w:val="0B308E"/>
+                <w:sz w:val="17"/>
+              </w:rPr>
+              <w:t>依据</w:t>
+            </w:r>
+          </w:p>
+        </w:tc>
+      </w:tr>
+      <w:tr>
+        <w:tc>
+          <w:tcPr>
+            <w:tcW w:type="dxa" w:w="2338"/>
+          </w:tcPr>
+          <w:p>
+            <w:pPr>
+              <w:spacing w:before="20" w:after="20"/>
+            </w:pPr>
+            <w:r>
+              <w:rPr>
+                <w:rFonts w:ascii="Arial" w:hAnsi="Arial" w:eastAsia="微软雅黑"/>
+                <w:b w:val="0"/>
+                <w:color w:val="16213E"/>
+                <w:sz w:val="17"/>
+              </w:rPr>
+              <w:t>R1</w:t>
+            </w:r>
+          </w:p>
+        </w:tc>
+        <w:tc>
+          <w:tcPr>
+            <w:tcW w:type="dxa" w:w="2338"/>
+          </w:tcPr>
+          <w:p>
+            <w:pPr>
+              <w:spacing w:before="20" w:after="20"/>
+            </w:pPr>
+            <w:r>
+              <w:rPr>
+                <w:rFonts w:ascii="Arial" w:hAnsi="Arial" w:eastAsia="微软雅黑"/>
+                <w:b w:val="0"/>
+                <w:color w:val="16213E"/>
+                <w:sz w:val="17"/>
+              </w:rPr>
+              <w:t>P4</w:t>
+            </w:r>
+          </w:p>
+        </w:tc>
+        <w:tc>
+          <w:tcPr>
+            <w:tcW w:type="dxa" w:w="2338"/>
+          </w:tcPr>
+          <w:p>
+            <w:pPr>
+              <w:spacing w:before="20" w:after="20"/>
+            </w:pPr>
+            <w:r>
+              <w:rPr>
+                <w:rFonts w:ascii="Arial" w:hAnsi="Arial" w:eastAsia="微软雅黑"/>
+                <w:b w:val="0"/>
+                <w:color w:val="16213E"/>
+                <w:sz w:val="17"/>
+              </w:rPr>
+              <w:t>39 countries have deployed networks, out of 77 with allocations</w:t>
+            </w:r>
+          </w:p>
+        </w:tc>
+        <w:tc>
+          <w:tcPr>
+            <w:tcW w:type="dxa" w:w="2338"/>
+          </w:tcPr>
+          <w:p>
+            <w:pPr>
+              <w:spacing w:before="20" w:after="20"/>
+            </w:pPr>
+            <w:r>
+              <w:rPr>
+                <w:rFonts w:ascii="Arial" w:hAnsi="Arial" w:eastAsia="微软雅黑"/>
+                <w:b/>
+                <w:color w:val="16213E"/>
+                <w:sz w:val="17"/>
+              </w:rPr>
+              <w:t>第一轮"错误 1"的改法本身读错了表头</w:t>
+            </w:r>
+            <w:r>
+              <w:rPr>
+                <w:rFonts w:ascii="Arial" w:hAnsi="Arial" w:eastAsia="微软雅黑"/>
+                <w:b w:val="0"/>
+                <w:color w:val="16213E"/>
+                <w:sz w:val="17"/>
+              </w:rPr>
+              <w:t>。Table 1 四列是 Deployments / LTE Deployments / Consultation / Not in use：77 = 有部署的国家（任何制式），39 = 其中已上 LTE 的国家；77+24+26=127，与正文"124 个国家有确认状态"吻合</w:t>
+            </w:r>
+          </w:p>
+        </w:tc>
+        <w:tc>
+          <w:tcPr>
+            <w:tcW w:type="dxa" w:w="2338"/>
+          </w:tcPr>
+          <w:p>
+            <w:pPr>
+              <w:spacing w:before="20" w:after="20"/>
+            </w:pPr>
+            <w:r>
+              <w:rPr>
+                <w:rFonts w:ascii="Consolas" w:hAnsi="Consolas" w:eastAsia="Consolas"/>
+                <w:b w:val="0"/>
+                <w:color w:val="334466"/>
+                <w:sz w:val="16"/>
+              </w:rPr>
+              <w:t>77 / 39</w:t>
+            </w:r>
+            <w:r>
+              <w:rPr>
+                <w:rFonts w:ascii="Arial" w:hAnsi="Arial" w:eastAsia="微软雅黑"/>
+                <w:b w:val="0"/>
+                <w:color w:val="16213E"/>
+                <w:sz w:val="17"/>
+              </w:rPr>
+              <w:t xml:space="preserve"> countries with networks deployed – and the 39 already running LTE</w:t>
+            </w:r>
+          </w:p>
+        </w:tc>
+        <w:tc>
+          <w:tcPr>
+            <w:tcW w:type="dxa" w:w="2338"/>
+          </w:tcPr>
+          <w:p>
+            <w:pPr>
+              <w:spacing w:before="20" w:after="20"/>
+            </w:pPr>
+            <w:r>
+              <w:rPr>
+                <w:rFonts w:ascii="Arial" w:hAnsi="Arial" w:eastAsia="微软雅黑"/>
+                <w:b w:val="0"/>
+                <w:color w:val="16213E"/>
+                <w:sz w:val="17"/>
+              </w:rPr>
+              <w:t xml:space="preserve">Global Update 2025 </w:t>
+            </w:r>
+            <w:r>
+              <w:rPr>
+                <w:rFonts w:ascii="Arial" w:hAnsi="Arial" w:eastAsia="微软雅黑"/>
+                <w:b/>
+                <w:color w:val="16213E"/>
+                <w:sz w:val="17"/>
+              </w:rPr>
+              <w:t>p11 Table 1</w:t>
+            </w:r>
+          </w:p>
+        </w:tc>
+      </w:tr>
+      <w:tr>
+        <w:tc>
+          <w:tcPr>
+            <w:tcW w:type="dxa" w:w="2338"/>
+          </w:tcPr>
+          <w:p>
+            <w:pPr>
+              <w:spacing w:before="20" w:after="20"/>
+            </w:pPr>
+            <w:r>
+              <w:rPr>
+                <w:rFonts w:ascii="Arial" w:hAnsi="Arial" w:eastAsia="微软雅黑"/>
+                <w:b w:val="0"/>
+                <w:color w:val="16213E"/>
+                <w:sz w:val="17"/>
+              </w:rPr>
+              <w:t>R2</w:t>
+            </w:r>
+          </w:p>
+        </w:tc>
+        <w:tc>
+          <w:tcPr>
+            <w:tcW w:type="dxa" w:w="2338"/>
+          </w:tcPr>
+          <w:p>
+            <w:pPr>
+              <w:spacing w:before="20" w:after="20"/>
+            </w:pPr>
+            <w:r>
+              <w:rPr>
+                <w:rFonts w:ascii="Arial" w:hAnsi="Arial" w:eastAsia="微软雅黑"/>
+                <w:b w:val="0"/>
+                <w:color w:val="16213E"/>
+                <w:sz w:val="17"/>
+              </w:rPr>
+              <w:t>P5</w:t>
+            </w:r>
+          </w:p>
+        </w:tc>
+        <w:tc>
+          <w:tcPr>
+            <w:tcW w:type="dxa" w:w="2338"/>
+          </w:tcPr>
+          <w:p>
+            <w:pPr>
+              <w:spacing w:before="20" w:after="20"/>
+            </w:pPr>
+            <w:r>
+              <w:rPr>
+                <w:rFonts w:ascii="Arial" w:hAnsi="Arial" w:eastAsia="微软雅黑"/>
+                <w:b w:val="0"/>
+                <w:color w:val="16213E"/>
+                <w:sz w:val="17"/>
+              </w:rPr>
+              <w:t>450 MHz · 1 site · 100%</w:t>
+            </w:r>
+          </w:p>
+        </w:tc>
+        <w:tc>
+          <w:tcPr>
+            <w:tcW w:type="dxa" w:w="2338"/>
+          </w:tcPr>
+          <w:p>
+            <w:pPr>
+              <w:spacing w:before="20" w:after="20"/>
+            </w:pPr>
+            <w:r>
+              <w:rPr>
+                <w:rFonts w:ascii="Arial" w:hAnsi="Arial" w:eastAsia="微软雅黑"/>
+                <w:b w:val="0"/>
+                <w:color w:val="16213E"/>
+                <w:sz w:val="17"/>
+              </w:rPr>
+              <w:t xml:space="preserve">原图基准频点是 </w:t>
+            </w:r>
+            <w:r>
+              <w:rPr>
+                <w:rFonts w:ascii="Arial" w:hAnsi="Arial" w:eastAsia="微软雅黑"/>
+                <w:b/>
+                <w:color w:val="16213E"/>
+                <w:sz w:val="17"/>
+              </w:rPr>
+              <w:t>410 MHz</w:t>
+            </w:r>
+            <w:r>
+              <w:rPr>
+                <w:rFonts w:ascii="Arial" w:hAnsi="Arial" w:eastAsia="微软雅黑"/>
+                <w:b w:val="0"/>
+                <w:color w:val="16213E"/>
+                <w:sz w:val="17"/>
+              </w:rPr>
+              <w:t>，不是 450 MHz；也没有"1 site"的说法，是基准网格</w:t>
+            </w:r>
+          </w:p>
+        </w:tc>
+        <w:tc>
+          <w:tcPr>
+            <w:tcW w:type="dxa" w:w="2338"/>
+          </w:tcPr>
+          <w:p>
+            <w:pPr>
+              <w:spacing w:before="20" w:after="20"/>
+            </w:pPr>
+            <w:r>
+              <w:rPr>
+                <w:rFonts w:ascii="Consolas" w:hAnsi="Consolas" w:eastAsia="Consolas"/>
+                <w:b w:val="0"/>
+                <w:color w:val="334466"/>
+                <w:sz w:val="16"/>
+              </w:rPr>
+              <w:t>410 / 450 MHz · 1× sites</w:t>
+            </w:r>
+            <w:r>
+              <w:rPr>
+                <w:rFonts w:ascii="Arial" w:hAnsi="Arial" w:eastAsia="微软雅黑"/>
+                <w:b w:val="0"/>
+                <w:color w:val="16213E"/>
+                <w:sz w:val="17"/>
+              </w:rPr>
+              <w:t>；页脚注明 reference grid modelled at 410 MHz</w:t>
+            </w:r>
+          </w:p>
+        </w:tc>
+        <w:tc>
+          <w:tcPr>
+            <w:tcW w:type="dxa" w:w="2338"/>
+          </w:tcPr>
+          <w:p>
+            <w:pPr>
+              <w:spacing w:before="20" w:after="20"/>
+            </w:pPr>
+            <w:r>
+              <w:rPr>
+                <w:rFonts w:ascii="Arial" w:hAnsi="Arial" w:eastAsia="微软雅黑"/>
+                <w:b w:val="0"/>
+                <w:color w:val="16213E"/>
+                <w:sz w:val="17"/>
+              </w:rPr>
+              <w:t xml:space="preserve">Brief 2022 </w:t>
+            </w:r>
+            <w:r>
+              <w:rPr>
+                <w:rFonts w:ascii="Arial" w:hAnsi="Arial" w:eastAsia="微软雅黑"/>
+                <w:b/>
+                <w:color w:val="16213E"/>
+                <w:sz w:val="17"/>
+              </w:rPr>
+              <w:t>p15</w:t>
+            </w:r>
+          </w:p>
+        </w:tc>
+      </w:tr>
+      <w:tr>
+        <w:tc>
+          <w:tcPr>
+            <w:tcW w:type="dxa" w:w="2338"/>
+          </w:tcPr>
+          <w:p>
+            <w:pPr>
+              <w:spacing w:before="20" w:after="20"/>
+            </w:pPr>
+            <w:r>
+              <w:rPr>
+                <w:rFonts w:ascii="Arial" w:hAnsi="Arial" w:eastAsia="微软雅黑"/>
+                <w:b w:val="0"/>
+                <w:color w:val="16213E"/>
+                <w:sz w:val="17"/>
+              </w:rPr>
+              <w:t>R3</w:t>
+            </w:r>
+          </w:p>
+        </w:tc>
+        <w:tc>
+          <w:tcPr>
+            <w:tcW w:type="dxa" w:w="2338"/>
+          </w:tcPr>
+          <w:p>
+            <w:pPr>
+              <w:spacing w:before="20" w:after="20"/>
+            </w:pPr>
+            <w:r>
+              <w:rPr>
+                <w:rFonts w:ascii="Arial" w:hAnsi="Arial" w:eastAsia="微软雅黑"/>
+                <w:b w:val="0"/>
+                <w:color w:val="16213E"/>
+                <w:sz w:val="17"/>
+              </w:rPr>
+              <w:t>P6</w:t>
+            </w:r>
+          </w:p>
+        </w:tc>
+        <w:tc>
+          <w:tcPr>
+            <w:tcW w:type="dxa" w:w="2338"/>
+          </w:tcPr>
+          <w:p>
+            <w:pPr>
+              <w:spacing w:before="20" w:after="20"/>
+            </w:pPr>
+            <w:r>
+              <w:rPr>
+                <w:rFonts w:ascii="Arial" w:hAnsi="Arial" w:eastAsia="微软雅黑"/>
+                <w:b w:val="0"/>
+                <w:color w:val="16213E"/>
+                <w:sz w:val="17"/>
+              </w:rPr>
+              <w:t>Every case in this deck runs MCS … the cases that follow run both</w:t>
+            </w:r>
+          </w:p>
+        </w:tc>
+        <w:tc>
+          <w:tcPr>
+            <w:tcW w:type="dxa" w:w="2338"/>
+          </w:tcPr>
+          <w:p>
+            <w:pPr>
+              <w:spacing w:before="20" w:after="20"/>
+            </w:pPr>
+            <w:r>
+              <w:rPr>
+                <w:rFonts w:ascii="Arial" w:hAnsi="Arial" w:eastAsia="微软雅黑"/>
+                <w:b/>
+                <w:color w:val="16213E"/>
+                <w:sz w:val="17"/>
+              </w:rPr>
+              <w:t>与事实冲突</w:t>
+            </w:r>
+            <w:r>
+              <w:rPr>
+                <w:rFonts w:ascii="Arial" w:hAnsi="Arial" w:eastAsia="微软雅黑"/>
+                <w:b w:val="0"/>
+                <w:color w:val="16213E"/>
+                <w:sz w:val="17"/>
+              </w:rPr>
+              <w:t>：P15 的 450 MHz 运营商不是 MCS 案例；P16–P18 的 MCS 案例都不是 450 MHz 部署（README 第四节已写明）</w:t>
+            </w:r>
+          </w:p>
+        </w:tc>
+        <w:tc>
+          <w:tcPr>
+            <w:tcW w:type="dxa" w:w="2338"/>
+          </w:tcPr>
+          <w:p>
+            <w:pPr>
+              <w:spacing w:before="20" w:after="20"/>
+            </w:pPr>
+            <w:r>
+              <w:rPr>
+                <w:rFonts w:ascii="Arial" w:hAnsi="Arial" w:eastAsia="微软雅黑"/>
+                <w:b w:val="0"/>
+                <w:color w:val="16213E"/>
+                <w:sz w:val="17"/>
+              </w:rPr>
+              <w:t>The customer cases in section 04 run MCS …；结论带改为 MCS runs on any 3GPP LTE or 5G radio, so it carries over to a 450 MHz layer unchanged</w:t>
+            </w:r>
+          </w:p>
+        </w:tc>
+        <w:tc>
+          <w:tcPr>
+            <w:tcW w:type="dxa" w:w="2338"/>
+          </w:tcPr>
+          <w:p>
+            <w:pPr>
+              <w:spacing w:before="20" w:after="20"/>
+            </w:pPr>
+            <w:r>
+              <w:rPr>
+                <w:rFonts w:ascii="Arial" w:hAnsi="Arial" w:eastAsia="微软雅黑"/>
+                <w:b w:val="0"/>
+                <w:color w:val="16213E"/>
+                <w:sz w:val="17"/>
+              </w:rPr>
+              <w:t>3GPP MCS 与无线接入解耦</w:t>
+            </w:r>
+          </w:p>
+        </w:tc>
+      </w:tr>
+      <w:tr>
+        <w:tc>
+          <w:tcPr>
+            <w:tcW w:type="dxa" w:w="2338"/>
+          </w:tcPr>
+          <w:p>
+            <w:pPr>
+              <w:spacing w:before="20" w:after="20"/>
+            </w:pPr>
+            <w:r>
+              <w:rPr>
+                <w:rFonts w:ascii="Arial" w:hAnsi="Arial" w:eastAsia="微软雅黑"/>
+                <w:b w:val="0"/>
+                <w:color w:val="16213E"/>
+                <w:sz w:val="17"/>
+              </w:rPr>
+              <w:t>R4</w:t>
+            </w:r>
+          </w:p>
+        </w:tc>
+        <w:tc>
+          <w:tcPr>
+            <w:tcW w:type="dxa" w:w="2338"/>
+          </w:tcPr>
+          <w:p>
+            <w:pPr>
+              <w:spacing w:before="20" w:after="20"/>
+            </w:pPr>
+            <w:r>
+              <w:rPr>
+                <w:rFonts w:ascii="Arial" w:hAnsi="Arial" w:eastAsia="微软雅黑"/>
+                <w:b w:val="0"/>
+                <w:color w:val="16213E"/>
+                <w:sz w:val="17"/>
+              </w:rPr>
+              <w:t>P3</w:t>
+            </w:r>
+          </w:p>
+        </w:tc>
+        <w:tc>
+          <w:tcPr>
+            <w:tcW w:type="dxa" w:w="2338"/>
+          </w:tcPr>
+          <w:p>
+            <w:pPr>
+              <w:spacing w:before="20" w:after="20"/>
+            </w:pPr>
+            <w:r>
+              <w:rPr>
+                <w:rFonts w:ascii="Arial" w:hAnsi="Arial" w:eastAsia="微软雅黑"/>
+                <w:b w:val="0"/>
+                <w:color w:val="16213E"/>
+                <w:sz w:val="17"/>
+              </w:rPr>
+              <w:t>four customer cases</w:t>
+            </w:r>
+          </w:p>
+        </w:tc>
+        <w:tc>
+          <w:tcPr>
+            <w:tcW w:type="dxa" w:w="2338"/>
+          </w:tcPr>
+          <w:p>
+            <w:pPr>
+              <w:spacing w:before="20" w:after="20"/>
+            </w:pPr>
+            <w:r>
+              <w:rPr>
+                <w:rFonts w:ascii="Arial" w:hAnsi="Arial" w:eastAsia="微软雅黑"/>
+                <w:b w:val="0"/>
+                <w:color w:val="16213E"/>
+                <w:sz w:val="17"/>
+              </w:rPr>
+              <w:t>实际三个案例</w:t>
+            </w:r>
+          </w:p>
+        </w:tc>
+        <w:tc>
+          <w:tcPr>
+            <w:tcW w:type="dxa" w:w="2338"/>
+          </w:tcPr>
+          <w:p>
+            <w:pPr>
+              <w:spacing w:before="20" w:after="20"/>
+            </w:pPr>
+            <w:r>
+              <w:rPr>
+                <w:rFonts w:ascii="Arial" w:hAnsi="Arial" w:eastAsia="微软雅黑"/>
+                <w:b w:val="0"/>
+                <w:color w:val="16213E"/>
+                <w:sz w:val="17"/>
+              </w:rPr>
+              <w:t>three customer cases</w:t>
+            </w:r>
+          </w:p>
+        </w:tc>
+        <w:tc>
+          <w:tcPr>
+            <w:tcW w:type="dxa" w:w="2338"/>
+          </w:tcPr>
+          <w:p>
+            <w:pPr>
+              <w:spacing w:before="20" w:after="20"/>
+            </w:pPr>
+            <w:r>
+              <w:rPr>
+                <w:rFonts w:ascii="Arial" w:hAnsi="Arial" w:eastAsia="微软雅黑"/>
+                <w:b w:val="0"/>
+                <w:color w:val="16213E"/>
+                <w:sz w:val="17"/>
+              </w:rPr>
+              <w:t>页面本身</w:t>
+            </w:r>
+          </w:p>
+        </w:tc>
+      </w:tr>
+      <w:tr>
+        <w:tc>
+          <w:tcPr>
+            <w:tcW w:type="dxa" w:w="2338"/>
+          </w:tcPr>
+          <w:p>
+            <w:pPr>
+              <w:spacing w:before="20" w:after="20"/>
+            </w:pPr>
+            <w:r>
+              <w:rPr>
+                <w:rFonts w:ascii="Arial" w:hAnsi="Arial" w:eastAsia="微软雅黑"/>
+                <w:b w:val="0"/>
+                <w:color w:val="16213E"/>
+                <w:sz w:val="17"/>
+              </w:rPr>
+              <w:t>R5</w:t>
+            </w:r>
+          </w:p>
+        </w:tc>
+        <w:tc>
+          <w:tcPr>
+            <w:tcW w:type="dxa" w:w="2338"/>
+          </w:tcPr>
+          <w:p>
+            <w:pPr>
+              <w:spacing w:before="20" w:after="20"/>
+            </w:pPr>
+            <w:r>
+              <w:rPr>
+                <w:rFonts w:ascii="Arial" w:hAnsi="Arial" w:eastAsia="微软雅黑"/>
+                <w:b w:val="0"/>
+                <w:color w:val="16213E"/>
+                <w:sz w:val="17"/>
+              </w:rPr>
+              <w:t>P2</w:t>
+            </w:r>
+          </w:p>
+        </w:tc>
+        <w:tc>
+          <w:tcPr>
+            <w:tcW w:type="dxa" w:w="2338"/>
+          </w:tcPr>
+          <w:p>
+            <w:pPr>
+              <w:spacing w:before="20" w:after="20"/>
+            </w:pPr>
+            <w:r>
+              <w:rPr>
+                <w:rFonts w:ascii="Arial" w:hAnsi="Arial" w:eastAsia="微软雅黑"/>
+                <w:b w:val="0"/>
+                <w:color w:val="16213E"/>
+                <w:sz w:val="17"/>
+              </w:rPr>
+              <w:t>1.4M households lost power in Typhoon Tino</w:t>
+            </w:r>
+          </w:p>
+        </w:tc>
+        <w:tc>
+          <w:tcPr>
+            <w:tcW w:type="dxa" w:w="2338"/>
+          </w:tcPr>
+          <w:p>
+            <w:pPr>
+              <w:spacing w:before="20" w:after="20"/>
+            </w:pPr>
+            <w:r>
+              <w:rPr>
+                <w:rFonts w:ascii="Arial" w:hAnsi="Arial" w:eastAsia="微软雅黑"/>
+                <w:b w:val="0"/>
+                <w:color w:val="16213E"/>
+                <w:sz w:val="17"/>
+              </w:rPr>
+              <w:t xml:space="preserve">DOE 口径是 </w:t>
+            </w:r>
+            <w:r>
+              <w:rPr>
+                <w:rFonts w:ascii="Arial" w:hAnsi="Arial" w:eastAsia="微软雅黑"/>
+                <w:b/>
+                <w:color w:val="16213E"/>
+                <w:sz w:val="17"/>
+              </w:rPr>
+              <w:t>electricity consumers</w:t>
+            </w:r>
+            <w:r>
+              <w:rPr>
+                <w:rFonts w:ascii="Arial" w:hAnsi="Arial" w:eastAsia="微软雅黑"/>
+                <w:b w:val="0"/>
+                <w:color w:val="16213E"/>
+                <w:sz w:val="17"/>
+              </w:rPr>
+              <w:t>（用电户/接入点），不是 households；NEA 初报为 107 万</w:t>
+            </w:r>
+          </w:p>
+        </w:tc>
+        <w:tc>
+          <w:tcPr>
+            <w:tcW w:type="dxa" w:w="2338"/>
+          </w:tcPr>
+          <w:p>
+            <w:pPr>
+              <w:spacing w:before="20" w:after="20"/>
+            </w:pPr>
+            <w:r>
+              <w:rPr>
+                <w:rFonts w:ascii="Arial" w:hAnsi="Arial" w:eastAsia="微软雅黑"/>
+                <w:b w:val="0"/>
+                <w:color w:val="16213E"/>
+                <w:sz w:val="17"/>
+              </w:rPr>
+              <w:t>1.4M electricity consumers without power after Typhoon Tino (Nov 2025)</w:t>
+            </w:r>
+          </w:p>
+        </w:tc>
+        <w:tc>
+          <w:tcPr>
+            <w:tcW w:type="dxa" w:w="2338"/>
+          </w:tcPr>
+          <w:p>
+            <w:pPr>
+              <w:spacing w:before="20" w:after="20"/>
+            </w:pPr>
+            <w:r>
+              <w:rPr>
+                <w:rFonts w:ascii="Arial" w:hAnsi="Arial" w:eastAsia="微软雅黑"/>
+                <w:b w:val="0"/>
+                <w:color w:val="16213E"/>
+                <w:sz w:val="17"/>
+              </w:rPr>
+              <w:t>DOE 2025-11-05 通报，见 [Tribune](https://tribune.net.ph/2025/11/04/tino-cuts-power-to-over-a-million-customers)、[Power Philippines](https://powerphilippines.com/doe-assures-stable-power-supply-as-typhoon-tino-restoration-continues/)</w:t>
+            </w:r>
+          </w:p>
+        </w:tc>
+      </w:tr>
+      <w:tr>
+        <w:tc>
+          <w:tcPr>
+            <w:tcW w:type="dxa" w:w="2338"/>
+          </w:tcPr>
+          <w:p>
+            <w:pPr>
+              <w:spacing w:before="20" w:after="20"/>
+            </w:pPr>
+            <w:r>
+              <w:rPr>
+                <w:rFonts w:ascii="Arial" w:hAnsi="Arial" w:eastAsia="微软雅黑"/>
+                <w:b w:val="0"/>
+                <w:color w:val="16213E"/>
+                <w:sz w:val="17"/>
+              </w:rPr>
+              <w:t>R6</w:t>
+            </w:r>
+          </w:p>
+        </w:tc>
+        <w:tc>
+          <w:tcPr>
+            <w:tcW w:type="dxa" w:w="2338"/>
+          </w:tcPr>
+          <w:p>
+            <w:pPr>
+              <w:spacing w:before="20" w:after="20"/>
+            </w:pPr>
+            <w:r>
+              <w:rPr>
+                <w:rFonts w:ascii="Arial" w:hAnsi="Arial" w:eastAsia="微软雅黑"/>
+                <w:b w:val="0"/>
+                <w:color w:val="16213E"/>
+                <w:sz w:val="17"/>
+              </w:rPr>
+              <w:t>P9</w:t>
+            </w:r>
+          </w:p>
+        </w:tc>
+        <w:tc>
+          <w:tcPr>
+            <w:tcW w:type="dxa" w:w="2338"/>
+          </w:tcPr>
+          <w:p>
+            <w:pPr>
+              <w:spacing w:before="20" w:after="20"/>
+            </w:pPr>
+            <w:r>
+              <w:rPr>
+                <w:rFonts w:ascii="Arial" w:hAnsi="Arial" w:eastAsia="微软雅黑"/>
+                <w:b w:val="0"/>
+                <w:color w:val="16213E"/>
+                <w:sz w:val="17"/>
+              </w:rPr>
+              <w:t>149 water districts under LWUA</w:t>
+            </w:r>
+          </w:p>
+        </w:tc>
+        <w:tc>
+          <w:tcPr>
+            <w:tcW w:type="dxa" w:w="2338"/>
+          </w:tcPr>
+          <w:p>
+            <w:pPr>
+              <w:spacing w:before="20" w:after="20"/>
+            </w:pPr>
+            <w:r>
+              <w:rPr>
+                <w:rFonts w:ascii="Arial" w:hAnsi="Arial" w:eastAsia="微软雅黑"/>
+                <w:b/>
+                <w:color w:val="16213E"/>
+                <w:sz w:val="17"/>
+              </w:rPr>
+              <w:t>口径错误</w:t>
+            </w:r>
+            <w:r>
+              <w:rPr>
+                <w:rFonts w:ascii="Arial" w:hAnsi="Arial" w:eastAsia="微软雅黑"/>
+                <w:b w:val="0"/>
+                <w:color w:val="16213E"/>
+                <w:sz w:val="17"/>
+              </w:rPr>
+              <w:t xml:space="preserve">：LWUA 下有 </w:t>
+            </w:r>
+            <w:r>
+              <w:rPr>
+                <w:rFonts w:ascii="Arial" w:hAnsi="Arial" w:eastAsia="微软雅黑"/>
+                <w:b/>
+                <w:color w:val="16213E"/>
+                <w:sz w:val="17"/>
+              </w:rPr>
+              <w:t>532</w:t>
+            </w:r>
+            <w:r>
+              <w:rPr>
+                <w:rFonts w:ascii="Arial" w:hAnsi="Arial" w:eastAsia="微软雅黑"/>
+                <w:b w:val="0"/>
+                <w:color w:val="16213E"/>
+                <w:sz w:val="17"/>
+              </w:rPr>
+              <w:t xml:space="preserve"> 个运营中水务区；149 是其中 2025 年末非收益水（NRW）守住 20% 上限的数量</w:t>
+            </w:r>
+          </w:p>
+        </w:tc>
+        <w:tc>
+          <w:tcPr>
+            <w:tcW w:type="dxa" w:w="2338"/>
+          </w:tcPr>
+          <w:p>
+            <w:pPr>
+              <w:spacing w:before="20" w:after="20"/>
+            </w:pPr>
+            <w:r>
+              <w:rPr>
+                <w:rFonts w:ascii="Arial" w:hAnsi="Arial" w:eastAsia="微软雅黑"/>
+                <w:b w:val="0"/>
+                <w:color w:val="16213E"/>
+                <w:sz w:val="17"/>
+              </w:rPr>
+              <w:t>only 149 of 532 water districts kept losses within LWUA's 20% limit (2025)</w:t>
+            </w:r>
+          </w:p>
+        </w:tc>
+        <w:tc>
+          <w:tcPr>
+            <w:tcW w:type="dxa" w:w="2338"/>
+          </w:tcPr>
+          <w:p>
+            <w:pPr>
+              <w:spacing w:before="20" w:after="20"/>
+            </w:pPr>
+            <w:r>
+              <w:rPr>
+                <w:rFonts w:ascii="Arial" w:hAnsi="Arial" w:eastAsia="微软雅黑"/>
+                <w:b w:val="0"/>
+                <w:color w:val="16213E"/>
+                <w:sz w:val="17"/>
+              </w:rPr>
+              <w:t>LWUA 数据，[Manila Bulletin 2026-08-31](https://mb.com.ph/2026/08/31/nearly-30-of-local-water-utilities-curb-leaks-losseslwua)（沙箱打不开原文，依检索摘要，</w:t>
+            </w:r>
+            <w:r>
+              <w:rPr>
+                <w:rFonts w:ascii="Arial" w:hAnsi="Arial" w:eastAsia="微软雅黑"/>
+                <w:b/>
+                <w:color w:val="16213E"/>
+                <w:sz w:val="17"/>
+              </w:rPr>
+              <w:t>建议本地打开核一遍原句</w:t>
+            </w:r>
+            <w:r>
+              <w:rPr>
+                <w:rFonts w:ascii="Arial" w:hAnsi="Arial" w:eastAsia="微软雅黑"/>
+                <w:b w:val="0"/>
+                <w:color w:val="16213E"/>
+                <w:sz w:val="17"/>
+              </w:rPr>
+              <w:t>）</w:t>
+            </w:r>
+          </w:p>
+        </w:tc>
+      </w:tr>
+      <w:tr>
+        <w:tc>
+          <w:tcPr>
+            <w:tcW w:type="dxa" w:w="2338"/>
+          </w:tcPr>
+          <w:p>
+            <w:pPr>
+              <w:spacing w:before="20" w:after="20"/>
+            </w:pPr>
+            <w:r>
+              <w:rPr>
+                <w:rFonts w:ascii="Arial" w:hAnsi="Arial" w:eastAsia="微软雅黑"/>
+                <w:b w:val="0"/>
+                <w:color w:val="16213E"/>
+                <w:sz w:val="17"/>
+              </w:rPr>
+              <w:t>R7</w:t>
+            </w:r>
+          </w:p>
+        </w:tc>
+        <w:tc>
+          <w:tcPr>
+            <w:tcW w:type="dxa" w:w="2338"/>
+          </w:tcPr>
+          <w:p>
+            <w:pPr>
+              <w:spacing w:before="20" w:after="20"/>
+            </w:pPr>
+            <w:r>
+              <w:rPr>
+                <w:rFonts w:ascii="Arial" w:hAnsi="Arial" w:eastAsia="微软雅黑"/>
+                <w:b w:val="0"/>
+                <w:color w:val="16213E"/>
+                <w:sz w:val="17"/>
+              </w:rPr>
+              <w:t>P16</w:t>
+            </w:r>
+          </w:p>
+        </w:tc>
+        <w:tc>
+          <w:tcPr>
+            <w:tcW w:type="dxa" w:w="2338"/>
+          </w:tcPr>
+          <w:p>
+            <w:pPr>
+              <w:spacing w:before="20" w:after="20"/>
+            </w:pPr>
+            <w:r>
+              <w:rPr>
+                <w:rFonts w:ascii="Arial" w:hAnsi="Arial" w:eastAsia="微软雅黑"/>
+                <w:b w:val="0"/>
+                <w:color w:val="16213E"/>
+                <w:sz w:val="17"/>
+              </w:rPr>
+              <w:t>9 / 403 … in three provinces</w:t>
+            </w:r>
+          </w:p>
+        </w:tc>
+        <w:tc>
+          <w:tcPr>
+            <w:tcW w:type="dxa" w:w="2338"/>
+          </w:tcPr>
+          <w:p>
+            <w:pPr>
+              <w:spacing w:before="20" w:after="20"/>
+            </w:pPr>
+            <w:r>
+              <w:rPr>
+                <w:rFonts w:ascii="Arial" w:hAnsi="Arial" w:eastAsia="微软雅黑"/>
+                <w:b w:val="0"/>
+                <w:color w:val="16213E"/>
+                <w:sz w:val="17"/>
+              </w:rPr>
+              <w:t>"三省"来自 10,000 台那份口径，与 1,950+ / 9 条线 / 403 站（展厅讲解词）混用，自相矛盾</w:t>
+            </w:r>
+          </w:p>
+        </w:tc>
+        <w:tc>
+          <w:tcPr>
+            <w:tcW w:type="dxa" w:w="2338"/>
+          </w:tcPr>
+          <w:p>
+            <w:pPr>
+              <w:spacing w:before="20" w:after="20"/>
+            </w:pPr>
+            <w:r>
+              <w:rPr>
+                <w:rFonts w:ascii="Arial" w:hAnsi="Arial" w:eastAsia="微软雅黑"/>
+                <w:b w:val="0"/>
+                <w:color w:val="16213E"/>
+                <w:sz w:val="17"/>
+              </w:rPr>
+              <w:t>9 / 403 railway lines and stations covered</w:t>
+            </w:r>
+          </w:p>
+        </w:tc>
+        <w:tc>
+          <w:tcPr>
+            <w:tcW w:type="dxa" w:w="2338"/>
+          </w:tcPr>
+          <w:p>
+            <w:pPr>
+              <w:spacing w:before="20" w:after="20"/>
+            </w:pPr>
+            <w:r>
+              <w:rPr>
+                <w:rFonts w:ascii="Arial" w:hAnsi="Arial" w:eastAsia="微软雅黑"/>
+                <w:b w:val="0"/>
+                <w:color w:val="16213E"/>
+                <w:sz w:val="17"/>
+              </w:rPr>
+              <w:t>展厅讲解词 L211</w:t>
+            </w:r>
+          </w:p>
+        </w:tc>
+      </w:tr>
+      <w:tr>
+        <w:tc>
+          <w:tcPr>
+            <w:tcW w:type="dxa" w:w="2338"/>
+          </w:tcPr>
+          <w:p>
+            <w:pPr>
+              <w:spacing w:before="20" w:after="20"/>
+            </w:pPr>
+            <w:r>
+              <w:rPr>
+                <w:rFonts w:ascii="Arial" w:hAnsi="Arial" w:eastAsia="微软雅黑"/>
+                <w:b w:val="0"/>
+                <w:color w:val="16213E"/>
+                <w:sz w:val="17"/>
+              </w:rPr>
+              <w:t>R8</w:t>
+            </w:r>
+          </w:p>
+        </w:tc>
+        <w:tc>
+          <w:tcPr>
+            <w:tcW w:type="dxa" w:w="2338"/>
+          </w:tcPr>
+          <w:p>
+            <w:pPr>
+              <w:spacing w:before="20" w:after="20"/>
+            </w:pPr>
+            <w:r>
+              <w:rPr>
+                <w:rFonts w:ascii="Arial" w:hAnsi="Arial" w:eastAsia="微软雅黑"/>
+                <w:b w:val="0"/>
+                <w:color w:val="16213E"/>
+                <w:sz w:val="17"/>
+              </w:rPr>
+              <w:t>P19</w:t>
+            </w:r>
+          </w:p>
+        </w:tc>
+        <w:tc>
+          <w:tcPr>
+            <w:tcW w:type="dxa" w:w="2338"/>
+          </w:tcPr>
+          <w:p>
+            <w:pPr>
+              <w:spacing w:before="20" w:after="20"/>
+            </w:pPr>
+            <w:r>
+              <w:rPr>
+                <w:rFonts w:ascii="Arial" w:hAnsi="Arial" w:eastAsia="微软雅黑"/>
+                <w:b w:val="0"/>
+                <w:color w:val="16213E"/>
+                <w:sz w:val="17"/>
+              </w:rPr>
+              <w:t>The Alliance's own assessment: the main risk is commercial uptake</w:t>
+            </w:r>
+          </w:p>
+        </w:tc>
+        <w:tc>
+          <w:tcPr>
+            <w:tcW w:type="dxa" w:w="2338"/>
+          </w:tcPr>
+          <w:p>
+            <w:pPr>
+              <w:spacing w:before="20" w:after="20"/>
+            </w:pPr>
+            <w:r>
+              <w:rPr>
+                <w:rFonts w:ascii="Arial" w:hAnsi="Arial" w:eastAsia="微软雅黑"/>
+                <w:b/>
+                <w:color w:val="16213E"/>
+                <w:sz w:val="17"/>
+              </w:rPr>
+              <w:t>六份 PDF 均无此句</w:t>
+            </w:r>
+            <w:r>
+              <w:rPr>
+                <w:rFonts w:ascii="Arial" w:hAnsi="Arial" w:eastAsia="微软雅黑"/>
+                <w:b w:val="0"/>
+                <w:color w:val="16213E"/>
+                <w:sz w:val="17"/>
+              </w:rPr>
+              <w:t>（第一轮 #43 已标"需核对原句"）</w:t>
+            </w:r>
+          </w:p>
+        </w:tc>
+        <w:tc>
+          <w:tcPr>
+            <w:tcW w:type="dxa" w:w="2338"/>
+          </w:tcPr>
+          <w:p>
+            <w:pPr>
+              <w:spacing w:before="20" w:after="20"/>
+            </w:pPr>
+            <w:r>
+              <w:rPr>
+                <w:rFonts w:ascii="Arial" w:hAnsi="Arial" w:eastAsia="微软雅黑"/>
+                <w:b w:val="0"/>
+                <w:color w:val="16213E"/>
+                <w:sz w:val="17"/>
+              </w:rPr>
+              <w:t>A lesson from the Alliance's country reports: Portugal's 450 MHz trial stalled on commercial terms, not on the technology</w:t>
+            </w:r>
+          </w:p>
+        </w:tc>
+        <w:tc>
+          <w:tcPr>
+            <w:tcW w:type="dxa" w:w="2338"/>
+          </w:tcPr>
+          <w:p>
+            <w:pPr>
+              <w:spacing w:before="20" w:after="20"/>
+            </w:pPr>
+            <w:r>
+              <w:rPr>
+                <w:rFonts w:ascii="Arial" w:hAnsi="Arial" w:eastAsia="微软雅黑"/>
+                <w:b w:val="0"/>
+                <w:color w:val="16213E"/>
+                <w:sz w:val="17"/>
+              </w:rPr>
+              <w:t xml:space="preserve">Global Update 2025 </w:t>
+            </w:r>
+            <w:r>
+              <w:rPr>
+                <w:rFonts w:ascii="Arial" w:hAnsi="Arial" w:eastAsia="微软雅黑"/>
+                <w:b/>
+                <w:color w:val="16213E"/>
+                <w:sz w:val="17"/>
+              </w:rPr>
+              <w:t>p9</w:t>
+            </w:r>
+            <w:r>
+              <w:rPr>
+                <w:rFonts w:ascii="Arial" w:hAnsi="Arial" w:eastAsia="微软雅黑"/>
+                <w:b w:val="0"/>
+                <w:color w:val="16213E"/>
+                <w:sz w:val="17"/>
+              </w:rPr>
+              <w:t>（EDP: commercial terms have not been at a level enabling the benefits）</w:t>
+            </w:r>
+          </w:p>
+        </w:tc>
+      </w:tr>
+    </w:tbl>
+    <w:p/>
+    <w:p>
+      <w:r>
+        <w:rPr>
+          <w:rFonts w:ascii="Arial" w:hAnsi="Arial" w:eastAsia="微软雅黑"/>
+          <w:b/>
+          <w:color w:val="16213E"/>
+          <w:sz w:val="21"/>
+        </w:rPr>
+        <w:t>同时补强/核实的：</w:t>
+      </w:r>
+    </w:p>
+    <w:tbl>
+      <w:tblPr>
+        <w:tblStyle w:val="TableGrid"/>
+        <w:tblW w:type="auto" w:w="0"/>
+        <w:tblLook w:firstColumn="1" w:firstRow="1" w:lastColumn="0" w:lastRow="0" w:noHBand="0" w:noVBand="1" w:val="04A0"/>
+      </w:tblPr>
+      <w:tblGrid>
+        <w:gridCol w:w="4675"/>
+        <w:gridCol w:w="4675"/>
+        <w:gridCol w:w="4675"/>
+      </w:tblGrid>
+      <w:tr>
+        <w:tc>
+          <w:tcPr>
+            <w:tcW w:type="dxa" w:w="4675"/>
+          </w:tcPr>
+          <w:p>
+            <w:pPr>
+              <w:spacing w:before="20" w:after="20"/>
+            </w:pPr>
+            <w:r>
+              <w:rPr>
+                <w:rFonts w:ascii="Arial" w:hAnsi="Arial" w:eastAsia="微软雅黑"/>
+                <w:b/>
+                <w:color w:val="0B308E"/>
+                <w:sz w:val="17"/>
+              </w:rPr>
+              <w:t>页</w:t>
+            </w:r>
+          </w:p>
+        </w:tc>
+        <w:tc>
+          <w:tcPr>
+            <w:tcW w:type="dxa" w:w="4675"/>
+          </w:tcPr>
+          <w:p>
+            <w:pPr>
+              <w:spacing w:before="20" w:after="20"/>
+            </w:pPr>
+            <w:r>
+              <w:rPr>
+                <w:rFonts w:ascii="Arial" w:hAnsi="Arial" w:eastAsia="微软雅黑"/>
+                <w:b/>
+                <w:color w:val="0B308E"/>
+                <w:sz w:val="17"/>
+              </w:rPr>
+              <w:t>内容</w:t>
+            </w:r>
+          </w:p>
+        </w:tc>
+        <w:tc>
+          <w:tcPr>
+            <w:tcW w:type="dxa" w:w="4675"/>
+          </w:tcPr>
+          <w:p>
+            <w:pPr>
+              <w:spacing w:before="20" w:after="20"/>
+            </w:pPr>
+            <w:r>
+              <w:rPr>
+                <w:rFonts w:ascii="Arial" w:hAnsi="Arial" w:eastAsia="微软雅黑"/>
+                <w:b/>
+                <w:color w:val="0B308E"/>
+                <w:sz w:val="17"/>
+              </w:rPr>
+              <w:t>结论</w:t>
+            </w:r>
+          </w:p>
+        </w:tc>
+      </w:tr>
+      <w:tr>
+        <w:tc>
+          <w:tcPr>
+            <w:tcW w:type="dxa" w:w="4675"/>
+          </w:tcPr>
+          <w:p>
+            <w:pPr>
+              <w:spacing w:before="20" w:after="20"/>
+            </w:pPr>
+            <w:r>
+              <w:rPr>
+                <w:rFonts w:ascii="Arial" w:hAnsi="Arial" w:eastAsia="微软雅黑"/>
+                <w:b w:val="0"/>
+                <w:color w:val="16213E"/>
+                <w:sz w:val="17"/>
+              </w:rPr>
+              <w:t>P2</w:t>
+            </w:r>
+          </w:p>
+        </w:tc>
+        <w:tc>
+          <w:tcPr>
+            <w:tcW w:type="dxa" w:w="4675"/>
+          </w:tcPr>
+          <w:p>
+            <w:pPr>
+              <w:spacing w:before="20" w:after="20"/>
+            </w:pPr>
+            <w:r>
+              <w:rPr>
+                <w:rFonts w:ascii="Arial" w:hAnsi="Arial" w:eastAsia="微软雅黑"/>
+                <w:b w:val="0"/>
+                <w:color w:val="16213E"/>
+                <w:sz w:val="17"/>
+              </w:rPr>
+              <w:t>WorldRiskIndex 2025 第一</w:t>
+            </w:r>
+          </w:p>
+        </w:tc>
+        <w:tc>
+          <w:tcPr>
+            <w:tcW w:type="dxa" w:w="4675"/>
+          </w:tcPr>
+          <w:p>
+            <w:pPr>
+              <w:spacing w:before="20" w:after="20"/>
+            </w:pPr>
+            <w:r>
+              <w:rPr>
+                <w:rFonts w:ascii="Arial" w:hAnsi="Arial" w:eastAsia="微软雅黑"/>
+                <w:b w:val="0"/>
+                <w:color w:val="16213E"/>
+                <w:sz w:val="17"/>
+              </w:rPr>
+              <w:t>✅ 菲律宾连续第 21 年第一，WRI 46.56（[Welthungerhilfe](https://www.welthungerhilfe.org/news/publications/detail/worldriskreport-2025)）</w:t>
+            </w:r>
+          </w:p>
+        </w:tc>
+      </w:tr>
+      <w:tr>
+        <w:tc>
+          <w:tcPr>
+            <w:tcW w:type="dxa" w:w="4675"/>
+          </w:tcPr>
+          <w:p>
+            <w:pPr>
+              <w:spacing w:before="20" w:after="20"/>
+            </w:pPr>
+            <w:r>
+              <w:rPr>
+                <w:rFonts w:ascii="Arial" w:hAnsi="Arial" w:eastAsia="微软雅黑"/>
+                <w:b w:val="0"/>
+                <w:color w:val="16213E"/>
+                <w:sz w:val="17"/>
+              </w:rPr>
+              <w:t>P2</w:t>
+            </w:r>
+          </w:p>
+        </w:tc>
+        <w:tc>
+          <w:tcPr>
+            <w:tcW w:type="dxa" w:w="4675"/>
+          </w:tcPr>
+          <w:p>
+            <w:pPr>
+              <w:spacing w:before="20" w:after="20"/>
+            </w:pPr>
+            <w:r>
+              <w:rPr>
+                <w:rFonts w:ascii="Arial" w:hAnsi="Arial" w:eastAsia="微软雅黑"/>
+                <w:b w:val="0"/>
+                <w:color w:val="16213E"/>
+                <w:sz w:val="17"/>
+              </w:rPr>
+              <w:t>7,641 个岛</w:t>
+            </w:r>
+          </w:p>
+        </w:tc>
+        <w:tc>
+          <w:tcPr>
+            <w:tcW w:type="dxa" w:w="4675"/>
+          </w:tcPr>
+          <w:p>
+            <w:pPr>
+              <w:spacing w:before="20" w:after="20"/>
+            </w:pPr>
+            <w:r>
+              <w:rPr>
+                <w:rFonts w:ascii="Arial" w:hAnsi="Arial" w:eastAsia="微软雅黑"/>
+                <w:b w:val="0"/>
+                <w:color w:val="16213E"/>
+                <w:sz w:val="17"/>
+              </w:rPr>
+              <w:t>✅ 出处是 NAMRIA（2017 年复测），页脚已由 PSA 改为 NAMRIA</w:t>
+            </w:r>
+          </w:p>
+        </w:tc>
+      </w:tr>
+      <w:tr>
+        <w:tc>
+          <w:tcPr>
+            <w:tcW w:type="dxa" w:w="4675"/>
+          </w:tcPr>
+          <w:p>
+            <w:pPr>
+              <w:spacing w:before="20" w:after="20"/>
+            </w:pPr>
+            <w:r>
+              <w:rPr>
+                <w:rFonts w:ascii="Arial" w:hAnsi="Arial" w:eastAsia="微软雅黑"/>
+                <w:b w:val="0"/>
+                <w:color w:val="16213E"/>
+                <w:sz w:val="17"/>
+              </w:rPr>
+              <w:t>P8</w:t>
+            </w:r>
+          </w:p>
+        </w:tc>
+        <w:tc>
+          <w:tcPr>
+            <w:tcW w:type="dxa" w:w="4675"/>
+          </w:tcPr>
+          <w:p>
+            <w:pPr>
+              <w:spacing w:before="20" w:after="20"/>
+            </w:pPr>
+            <w:r>
+              <w:rPr>
+                <w:rFonts w:ascii="Arial" w:hAnsi="Arial" w:eastAsia="微软雅黑"/>
+                <w:b w:val="0"/>
+                <w:color w:val="16213E"/>
+                <w:sz w:val="17"/>
+              </w:rPr>
+              <w:t>121 家电合作社</w:t>
+            </w:r>
+          </w:p>
+        </w:tc>
+        <w:tc>
+          <w:tcPr>
+            <w:tcW w:type="dxa" w:w="4675"/>
+          </w:tcPr>
+          <w:p>
+            <w:pPr>
+              <w:spacing w:before="20" w:after="20"/>
+            </w:pPr>
+            <w:r>
+              <w:rPr>
+                <w:rFonts w:ascii="Arial" w:hAnsi="Arial" w:eastAsia="微软雅黑"/>
+                <w:b w:val="0"/>
+                <w:color w:val="16213E"/>
+                <w:sz w:val="17"/>
+              </w:rPr>
+              <w:t>✅ NEA 官方口径（[Wikipedia/NEA](https://en.wikipedia.org/wiki/National_Electrification_Administration)），页脚去掉无关的 Alliance 引用</w:t>
+            </w:r>
+          </w:p>
+        </w:tc>
+      </w:tr>
+      <w:tr>
+        <w:tc>
+          <w:tcPr>
+            <w:tcW w:type="dxa" w:w="4675"/>
+          </w:tcPr>
+          <w:p>
+            <w:pPr>
+              <w:spacing w:before="20" w:after="20"/>
+            </w:pPr>
+            <w:r>
+              <w:rPr>
+                <w:rFonts w:ascii="Arial" w:hAnsi="Arial" w:eastAsia="微软雅黑"/>
+                <w:b w:val="0"/>
+                <w:color w:val="16213E"/>
+                <w:sz w:val="17"/>
+              </w:rPr>
+              <w:t>P15</w:t>
+            </w:r>
+          </w:p>
+        </w:tc>
+        <w:tc>
+          <w:tcPr>
+            <w:tcW w:type="dxa" w:w="4675"/>
+          </w:tcPr>
+          <w:p>
+            <w:pPr>
+              <w:spacing w:before="20" w:after="20"/>
+            </w:pPr>
+            <w:r>
+              <w:rPr>
+                <w:rFonts w:ascii="Arial" w:hAnsi="Arial" w:eastAsia="微软雅黑"/>
+                <w:b w:val="0"/>
+                <w:color w:val="16213E"/>
+                <w:sz w:val="17"/>
+              </w:rPr>
+              <w:t>印尼 SeaTelSat</w:t>
+            </w:r>
+          </w:p>
+        </w:tc>
+        <w:tc>
+          <w:tcPr>
+            <w:tcW w:type="dxa" w:w="4675"/>
+          </w:tcPr>
+          <w:p>
+            <w:pPr>
+              <w:spacing w:before="20" w:after="20"/>
+            </w:pPr>
+            <w:r>
+              <w:rPr>
+                <w:rFonts w:ascii="Arial" w:hAnsi="Arial" w:eastAsia="微软雅黑"/>
+                <w:b w:val="0"/>
+                <w:color w:val="16213E"/>
+                <w:sz w:val="17"/>
+              </w:rPr>
+              <w:t xml:space="preserve">补成原文：B31 农村 LTE + </w:t>
+            </w:r>
+            <w:r>
+              <w:rPr>
+                <w:rFonts w:ascii="Arial" w:hAnsi="Arial" w:eastAsia="微软雅黑"/>
+                <w:b/>
+                <w:color w:val="16213E"/>
+                <w:sz w:val="17"/>
+              </w:rPr>
+              <w:t>GEO 卫星回传</w:t>
+            </w:r>
+            <w:r>
+              <w:rPr>
+                <w:rFonts w:ascii="Arial" w:hAnsi="Arial" w:eastAsia="微软雅黑"/>
+                <w:b w:val="0"/>
+                <w:color w:val="16213E"/>
+                <w:sz w:val="17"/>
+              </w:rPr>
+              <w:t xml:space="preserve">，以及 </w:t>
+            </w:r>
+            <w:r>
+              <w:rPr>
+                <w:rFonts w:ascii="Arial" w:hAnsi="Arial" w:eastAsia="微软雅黑"/>
+                <w:b/>
+                <w:color w:val="16213E"/>
+                <w:sz w:val="17"/>
+              </w:rPr>
+              <w:t>MCX</w:t>
+            </w:r>
+            <w:r>
+              <w:rPr>
+                <w:rFonts w:ascii="Arial" w:hAnsi="Arial" w:eastAsia="微软雅黑"/>
+                <w:b w:val="0"/>
+                <w:color w:val="16213E"/>
+                <w:sz w:val="17"/>
+              </w:rPr>
+              <w:t xml:space="preserve"> 专网——比原句更贴 Globe 的岛屿场景（RFI 2025 p5）</w:t>
+            </w:r>
+          </w:p>
+        </w:tc>
+      </w:tr>
+      <w:tr>
+        <w:tc>
+          <w:tcPr>
+            <w:tcW w:type="dxa" w:w="4675"/>
+          </w:tcPr>
+          <w:p>
+            <w:pPr>
+              <w:spacing w:before="20" w:after="20"/>
+            </w:pPr>
+            <w:r>
+              <w:rPr>
+                <w:rFonts w:ascii="Arial" w:hAnsi="Arial" w:eastAsia="微软雅黑"/>
+                <w:b w:val="0"/>
+                <w:color w:val="16213E"/>
+                <w:sz w:val="17"/>
+              </w:rPr>
+              <w:t>P10/P15</w:t>
+            </w:r>
+          </w:p>
+        </w:tc>
+        <w:tc>
+          <w:tcPr>
+            <w:tcW w:type="dxa" w:w="4675"/>
+          </w:tcPr>
+          <w:p>
+            <w:pPr>
+              <w:spacing w:before="20" w:after="20"/>
+            </w:pPr>
+            <w:r>
+              <w:rPr>
+                <w:rFonts w:ascii="Arial" w:hAnsi="Arial" w:eastAsia="微软雅黑"/>
+                <w:b w:val="0"/>
+                <w:color w:val="16213E"/>
+                <w:sz w:val="17"/>
+              </w:rPr>
+              <w:t>新加坡 B31 公共安全</w:t>
+            </w:r>
+          </w:p>
+        </w:tc>
+        <w:tc>
+          <w:tcPr>
+            <w:tcW w:type="dxa" w:w="4675"/>
+          </w:tcPr>
+          <w:p>
+            <w:pPr>
+              <w:spacing w:before="20" w:after="20"/>
+            </w:pPr>
+            <w:r>
+              <w:rPr>
+                <w:rFonts w:ascii="Arial" w:hAnsi="Arial" w:eastAsia="微软雅黑"/>
+                <w:b w:val="0"/>
+                <w:color w:val="16213E"/>
+                <w:sz w:val="17"/>
+              </w:rPr>
+              <w:t xml:space="preserve">✅ Global Update 2025 </w:t>
+            </w:r>
+            <w:r>
+              <w:rPr>
+                <w:rFonts w:ascii="Arial" w:hAnsi="Arial" w:eastAsia="微软雅黑"/>
+                <w:b/>
+                <w:color w:val="16213E"/>
+                <w:sz w:val="17"/>
+              </w:rPr>
+              <w:t>p8</w:t>
+            </w:r>
+          </w:p>
+        </w:tc>
+      </w:tr>
+      <w:tr>
+        <w:tc>
+          <w:tcPr>
+            <w:tcW w:type="dxa" w:w="4675"/>
+          </w:tcPr>
+          <w:p>
+            <w:pPr>
+              <w:spacing w:before="20" w:after="20"/>
+            </w:pPr>
+            <w:r>
+              <w:rPr>
+                <w:rFonts w:ascii="Arial" w:hAnsi="Arial" w:eastAsia="微软雅黑"/>
+                <w:b w:val="0"/>
+                <w:color w:val="16213E"/>
+                <w:sz w:val="17"/>
+              </w:rPr>
+              <w:t>P12</w:t>
+            </w:r>
+          </w:p>
+        </w:tc>
+        <w:tc>
+          <w:tcPr>
+            <w:tcW w:type="dxa" w:w="4675"/>
+          </w:tcPr>
+          <w:p>
+            <w:pPr>
+              <w:spacing w:before="20" w:after="20"/>
+            </w:pPr>
+            <w:r>
+              <w:rPr>
+                <w:rFonts w:ascii="Arial" w:hAnsi="Arial" w:eastAsia="微软雅黑"/>
+                <w:b w:val="0"/>
+                <w:color w:val="16213E"/>
+                <w:sz w:val="17"/>
+              </w:rPr>
+              <w:t>南非 Transnet</w:t>
+            </w:r>
+          </w:p>
+        </w:tc>
+        <w:tc>
+          <w:tcPr>
+            <w:tcW w:type="dxa" w:w="4675"/>
+          </w:tcPr>
+          <w:p>
+            <w:pPr>
+              <w:spacing w:before="20" w:after="20"/>
+            </w:pPr>
+            <w:r>
+              <w:rPr>
+                <w:rFonts w:ascii="Arial" w:hAnsi="Arial" w:eastAsia="微软雅黑"/>
+                <w:b w:val="0"/>
+                <w:color w:val="16213E"/>
+                <w:sz w:val="17"/>
+              </w:rPr>
+              <w:t xml:space="preserve">✅ Global Update 2025 </w:t>
+            </w:r>
+            <w:r>
+              <w:rPr>
+                <w:rFonts w:ascii="Arial" w:hAnsi="Arial" w:eastAsia="微软雅黑"/>
+                <w:b/>
+                <w:color w:val="16213E"/>
+                <w:sz w:val="17"/>
+              </w:rPr>
+              <w:t>p6</w:t>
+            </w:r>
+          </w:p>
+        </w:tc>
+      </w:tr>
+      <w:tr>
+        <w:tc>
+          <w:tcPr>
+            <w:tcW w:type="dxa" w:w="4675"/>
+          </w:tcPr>
+          <w:p>
+            <w:pPr>
+              <w:spacing w:before="20" w:after="20"/>
+            </w:pPr>
+            <w:r>
+              <w:rPr>
+                <w:rFonts w:ascii="Arial" w:hAnsi="Arial" w:eastAsia="微软雅黑"/>
+                <w:b w:val="0"/>
+                <w:color w:val="16213E"/>
+                <w:sz w:val="17"/>
+              </w:rPr>
+              <w:t>P4</w:t>
+            </w:r>
+          </w:p>
+        </w:tc>
+        <w:tc>
+          <w:tcPr>
+            <w:tcW w:type="dxa" w:w="4675"/>
+          </w:tcPr>
+          <w:p>
+            <w:pPr>
+              <w:spacing w:before="20" w:after="20"/>
+            </w:pPr>
+            <w:r>
+              <w:rPr>
+                <w:rFonts w:ascii="Arial" w:hAnsi="Arial" w:eastAsia="微软雅黑"/>
+                <w:b w:val="0"/>
+                <w:color w:val="16213E"/>
+                <w:sz w:val="17"/>
+              </w:rPr>
+              <w:t>1.8M / 14M 连接预测</w:t>
+            </w:r>
+          </w:p>
+        </w:tc>
+        <w:tc>
+          <w:tcPr>
+            <w:tcW w:type="dxa" w:w="4675"/>
+          </w:tcPr>
+          <w:p>
+            <w:pPr>
+              <w:spacing w:before="20" w:after="20"/>
+            </w:pPr>
+            <w:r>
+              <w:rPr>
+                <w:rFonts w:ascii="Arial" w:hAnsi="Arial" w:eastAsia="微软雅黑"/>
+                <w:b w:val="0"/>
+                <w:color w:val="16213E"/>
+                <w:sz w:val="17"/>
+              </w:rPr>
+              <w:t>✅ p12 Table 6（1,840k / 14,150k）</w:t>
+            </w:r>
+          </w:p>
+        </w:tc>
+      </w:tr>
+    </w:tbl>
+    <w:p/>
+    <w:p>
+      <w:r>
+        <w:rPr>
+          <w:rFonts w:ascii="Arial" w:hAnsi="Arial" w:eastAsia="微软雅黑"/>
+          <w:b/>
+          <w:color w:val="16213E"/>
+          <w:sz w:val="21"/>
+        </w:rPr>
+        <w:t>讲稿备用问答里的一处风险口径（已改）：</w:t>
+      </w:r>
+      <w:r>
+        <w:rPr>
+          <w:rFonts w:ascii="Arial" w:hAnsi="Arial" w:eastAsia="微软雅黑"/>
+          <w:b w:val="0"/>
+          <w:color w:val="16213E"/>
+          <w:sz w:val="21"/>
+        </w:rPr>
+        <w:t xml:space="preserve"> 原写"Alliance 设备报告中同时列入设备与宏基站的供应商很少"。Equipment Report 2025 §4.1 与 §4.2 两张名单同时出现的是 </w:t>
+      </w:r>
+      <w:r>
+        <w:rPr>
+          <w:rFonts w:ascii="Arial" w:hAnsi="Arial" w:eastAsia="微软雅黑"/>
+          <w:b/>
+          <w:color w:val="16213E"/>
+          <w:sz w:val="21"/>
+        </w:rPr>
+        <w:t>Alait、Huawei、Hytera、Nokia、ZTE</w:t>
+      </w:r>
+      <w:r>
+        <w:rPr>
+          <w:rFonts w:ascii="Arial" w:hAnsi="Arial" w:eastAsia="微软雅黑"/>
+          <w:b w:val="0"/>
+          <w:color w:val="16213E"/>
+          <w:sz w:val="21"/>
+        </w:rPr>
+        <w:t xml:space="preserve"> 五家——华为中兴都在，对方一查就穿帮。</w:t>
+      </w:r>
+    </w:p>
+    <w:p>
+      <w:r>
+        <w:rPr>
+          <w:rFonts w:ascii="Arial" w:hAnsi="Arial" w:eastAsia="微软雅黑"/>
+          <w:b/>
+          <w:color w:val="16213E"/>
+          <w:sz w:val="21"/>
+        </w:rPr>
+        <w:t>仍未解决、需要你或业务拍板：</w:t>
+      </w:r>
+    </w:p>
+    <w:p>
+      <w:r>
+        <w:rPr>
+          <w:rFonts w:ascii="Arial" w:hAnsi="Arial" w:eastAsia="微软雅黑"/>
+          <w:b w:val="0"/>
+          <w:color w:val="16213E"/>
+          <w:sz w:val="21"/>
+        </w:rPr>
+        <w:t xml:space="preserve">1. </w:t>
+      </w:r>
+      <w:r>
+        <w:rPr>
+          <w:rFonts w:ascii="Arial" w:hAnsi="Arial" w:eastAsia="微软雅黑"/>
+          <w:b/>
+          <w:color w:val="16213E"/>
+          <w:sz w:val="21"/>
+        </w:rPr>
+        <w:t>对外引用 Member's version</w:t>
+      </w:r>
+      <w:r>
+        <w:rPr>
+          <w:rFonts w:ascii="Arial" w:hAnsi="Arial" w:eastAsia="微软雅黑"/>
+          <w:b w:val="0"/>
+          <w:color w:val="16213E"/>
+          <w:sz w:val="21"/>
+        </w:rPr>
+        <w:t xml:space="preserve">：P4 的 86%、77/39、1.8M/14M 和 P10/P12/P15/P16/P19 的国别信息都出自 </w:t>
+      </w:r>
+      <w:r>
+        <w:rPr>
+          <w:rFonts w:ascii="Consolas" w:hAnsi="Consolas" w:eastAsia="Consolas"/>
+          <w:b w:val="0"/>
+          <w:color w:val="334466"/>
+          <w:sz w:val="20"/>
+        </w:rPr>
+        <w:t>Annual Global Update 2025</w:t>
+      </w:r>
+      <w:r>
+        <w:rPr>
+          <w:rFonts w:ascii="Arial" w:hAnsi="Arial" w:eastAsia="微软雅黑"/>
+          <w:b w:val="0"/>
+          <w:color w:val="16213E"/>
+          <w:sz w:val="21"/>
+        </w:rPr>
+        <w:t xml:space="preserve">，页脚标 *Confidential – 450 MHz Alliance Member's version*。公开版 </w:t>
+      </w:r>
+      <w:r>
+        <w:rPr>
+          <w:rFonts w:ascii="Consolas" w:hAnsi="Consolas" w:eastAsia="Consolas"/>
+          <w:b w:val="0"/>
+          <w:color w:val="334466"/>
+          <w:sz w:val="20"/>
+        </w:rPr>
+        <w:t>Equipment Report 2025</w:t>
+      </w:r>
+      <w:r>
+        <w:rPr>
+          <w:rFonts w:ascii="Arial" w:hAnsi="Arial" w:eastAsia="微软雅黑"/>
+          <w:b w:val="0"/>
+          <w:color w:val="16213E"/>
+          <w:sz w:val="21"/>
+        </w:rPr>
+        <w:t xml:space="preserve"> 有同口径 Table 1，但数字更旧（</w:t>
+      </w:r>
+      <w:r>
+        <w:rPr>
+          <w:rFonts w:ascii="Arial" w:hAnsi="Arial" w:eastAsia="微软雅黑"/>
+          <w:b/>
+          <w:color w:val="16213E"/>
+          <w:sz w:val="21"/>
+        </w:rPr>
+        <w:t>74 / 32</w:t>
+      </w:r>
+      <w:r>
+        <w:rPr>
+          <w:rFonts w:ascii="Arial" w:hAnsi="Arial" w:eastAsia="微软雅黑"/>
+          <w:b w:val="0"/>
+          <w:color w:val="16213E"/>
+          <w:sz w:val="21"/>
+        </w:rPr>
+        <w:t>）。要么确认可引用，要么 P4 换成公开版数字。</w:t>
+      </w:r>
+    </w:p>
+    <w:p>
+      <w:r>
+        <w:rPr>
+          <w:rFonts w:ascii="Arial" w:hAnsi="Arial" w:eastAsia="微软雅黑"/>
+          <w:b w:val="0"/>
+          <w:color w:val="16213E"/>
+          <w:sz w:val="21"/>
+        </w:rPr>
+        <w:t>2. 斯里兰卡 10,000 vs 1,950 台、PNC660 Android 版本——同第一轮，未变。</w:t>
+      </w:r>
+    </w:p>
+    <w:p/>
+    <w:p>
+      <w:pPr>
+        <w:spacing w:before="240"/>
+      </w:pPr>
+      <w:r>
+        <w:rPr>
+          <w:rFonts w:ascii="Arial" w:hAnsi="Arial" w:eastAsia="微软雅黑"/>
+          <w:b/>
+          <w:color w:val="0B308E"/>
+          <w:sz w:val="27"/>
+        </w:rPr>
+        <w:t>一、必须先处理的问题（第一轮，v5 页码）</w:t>
       </w:r>
     </w:p>
     <w:p>
@@ -411,6 +2316,29 @@
           <w:sz w:val="20"/>
         </w:rPr>
         <w:t>39 countries have deployed networks in these bands</w:t>
+      </w:r>
+    </w:p>
+    <w:p>
+      <w:pPr>
+        <w:pStyle w:val="ListBullet"/>
+      </w:pPr>
+      <w:r>
+        <w:rPr>
+          <w:rFonts w:ascii="Arial" w:hAnsi="Arial" w:eastAsia="微软雅黑"/>
+          <w:b/>
+          <w:color w:val="16213E"/>
+          <w:sz w:val="21"/>
+        </w:rPr>
+        <w:t>【第二轮更正】</w:t>
+      </w:r>
+      <w:r>
+        <w:rPr>
+          <w:rFonts w:ascii="Arial" w:hAnsi="Arial" w:eastAsia="微软雅黑"/>
+          <w:b w:val="0"/>
+          <w:color w:val="16213E"/>
+          <w:sz w:val="21"/>
+        </w:rPr>
+        <w:t xml:space="preserve"> 上面这条改法仍然读错：77 是有部署的国家数，39 是其中已上 LTE 的国家数，见第〇节 R1。</w:t>
       </w:r>
     </w:p>
     <w:p>
@@ -7812,7 +9740,7 @@
           <w:color w:val="16213E"/>
           <w:sz w:val="21"/>
         </w:rPr>
-        <w:t>存放位置：</w:t>
+        <w:t xml:space="preserve">存放位置：本仓库 </w:t>
       </w:r>
       <w:r>
         <w:rPr>
@@ -7821,7 +9749,7 @@
           <w:color w:val="334466"/>
           <w:sz w:val="20"/>
         </w:rPr>
-        <w:t>01_projects\2026-10_菲律宾450M方案\working\_src\菲律宾450M终端材料\450M市场全球动态\</w:t>
+        <w:t>07_数据来源/</w:t>
       </w:r>
     </w:p>
     <w:sectPr>
